--- a/v5-python/docs/pcg/runbook.docx
+++ b/v5-python/docs/pcg/runbook.docx
@@ -513,7 +513,26 @@
         <w:pStyle w:val="FirstParagraph"/>
       </w:pPr>
       <w:r>
-        <w:t xml:space="preserve">In psql against the contract DB:</w:t>
+        <w:t xml:space="preserve">Open psql on the contract DB. If it's the Docker one from setup, use:</w:t>
+      </w:r>
+    </w:p>
+    <w:p>
+      <w:pPr>
+        <w:pStyle w:val="SourceCode"/>
+      </w:pPr>
+      <w:r>
+        <w:rPr>
+          <w:rStyle w:val="VerbatimChar"/>
+        </w:rPr>
+        <w:t xml:space="preserve">docker exec -it contractdb-contract-contract psql -U contract -d contractdb</w:t>
+      </w:r>
+    </w:p>
+    <w:p>
+      <w:pPr>
+        <w:pStyle w:val="FirstParagraph"/>
+      </w:pPr>
+      <w:r>
+        <w:t xml:space="preserve">Then run:</w:t>
       </w:r>
     </w:p>
     <w:p>
@@ -768,7 +787,7 @@
         <w:t xml:space="preserve"> </w:t>
       </w:r>
       <w:r>
-        <w:t xml:space="preserve">step 8.</w:t>
+        <w:t xml:space="preserve">step 9.</w:t>
       </w:r>
     </w:p>
     <w:bookmarkEnd w:id="17"/>
